--- a/docs/Watchlog - Overview (with screenshots).docx
+++ b/docs/Watchlog - Overview (with screenshots).docx
@@ -1665,6 +1665,60 @@
     </w:p>
     <w:p>
       <w:pPr>
+        <w:keepNext/>
+        <w:jc w:val="center"/>
+      </w:pPr>
+      <w:r>
+        <w:drawing>
+          <wp:inline>
+            <wp:extent cx="3291840" cy="3250692"/>
+            <wp:docPr id="15" name="Picture 15"/>
+            <wp:cNvGraphicFramePr>
+              <a:graphicFrameLocks noChangeAspect="1"/>
+            </wp:cNvGraphicFramePr>
+            <a:graphic>
+              <a:graphicData uri="http://schemas.openxmlformats.org/drawingml/2006/picture">
+                <pic:pic>
+                  <pic:nvPicPr>
+                    <pic:cNvPr id="0" name="14 settings.png"/>
+                    <pic:cNvPicPr/>
+                  </pic:nvPicPr>
+                  <pic:blipFill>
+                    <a:blip r:embed="rId17"/>
+                    <a:stretch>
+                      <a:fillRect/>
+                    </a:stretch>
+                  </pic:blipFill>
+                  <pic:spPr>
+                    <a:xfrm>
+                      <a:off x="0" y="0"/>
+                      <a:ext cx="3291840" cy="3250692"/>
+                    </a:xfrm>
+                    <a:prstGeom prst="rect"/>
+                  </pic:spPr>
+                </pic:pic>
+              </a:graphicData>
+            </a:graphic>
+          </wp:inline>
+        </w:drawing>
+      </w:r>
+    </w:p>
+    <w:p>
+      <w:pPr>
+        <w:spacing w:after="200"/>
+        <w:jc w:val="center"/>
+      </w:pPr>
+      <w:r>
+        <w:rPr>
+          <w:i/>
+          <w:color w:val="555555"/>
+          <w:sz w:val="18"/>
+        </w:rPr>
+        <w:t>The Settings window, where logins, the team templates file and the journal are set up. I covered the usernames.</w:t>
+      </w:r>
+    </w:p>
+    <w:p>
+      <w:pPr>
         <w:pStyle w:val="Heading2"/>
       </w:pPr>
       <w:r>
@@ -2534,6 +2588,60 @@
       <w:pPr/>
       <w:r>
         <w:t xml:space="preserve">Since version 3.2.0 the tool keeps its own count, so these estimates can be replaced with real numbers. For each entry it works out how much went in compared with how much I typed. An empty box counts as nothing saved, so the numbers aren't inflated. Logins and time stamps are counted too, and the time comes from 40 words a minute. Tray menu &gt; Time saved shows logs, logins, keystrokes and time saved for this shift, today, the last 7 days, the last 30 days and the total, and Copy report puts it on the clipboard. It only stores numbers, never the text of a log.</w:t>
+      </w:r>
+    </w:p>
+    <w:p>
+      <w:pPr>
+        <w:keepNext/>
+        <w:jc w:val="center"/>
+      </w:pPr>
+      <w:r>
+        <w:drawing>
+          <wp:inline>
+            <wp:extent cx="3840480" cy="696796"/>
+            <wp:docPr id="16" name="Picture 16"/>
+            <wp:cNvGraphicFramePr>
+              <a:graphicFrameLocks noChangeAspect="1"/>
+            </wp:cNvGraphicFramePr>
+            <a:graphic>
+              <a:graphicData uri="http://schemas.openxmlformats.org/drawingml/2006/picture">
+                <pic:pic>
+                  <pic:nvPicPr>
+                    <pic:cNvPr id="0" name="17 time saved.png"/>
+                    <pic:cNvPicPr/>
+                  </pic:nvPicPr>
+                  <pic:blipFill>
+                    <a:blip r:embed="rId18"/>
+                    <a:stretch>
+                      <a:fillRect/>
+                    </a:stretch>
+                  </pic:blipFill>
+                  <pic:spPr>
+                    <a:xfrm>
+                      <a:off x="0" y="0"/>
+                      <a:ext cx="3840480" cy="696796"/>
+                    </a:xfrm>
+                    <a:prstGeom prst="rect"/>
+                  </pic:spPr>
+                </pic:pic>
+              </a:graphicData>
+            </a:graphic>
+          </wp:inline>
+        </w:drawing>
+      </w:r>
+    </w:p>
+    <w:p>
+      <w:pPr>
+        <w:spacing w:after="200"/>
+        <w:jc w:val="center"/>
+      </w:pPr>
+      <w:r>
+        <w:rPr>
+          <w:i/>
+          <w:color w:val="555555"/>
+          <w:sz w:val="18"/>
+        </w:rPr>
+        <w:t>The time saved so far this shift, shown at the top of the shift journal. Tray menu &gt; Time saved has the full breakdown.</w:t>
       </w:r>
     </w:p>
     <w:p>

--- a/docs/Watchlog - Overview (with screenshots).docx
+++ b/docs/Watchlog - Overview (with screenshots).docx
@@ -321,7 +321,7 @@
     <w:p>
       <w:pPr/>
       <w:r>
-        <w:t xml:space="preserve">It's a small Windows program written in AutoHotkey, a free automation tool that has been around for years. It sits by the clock as a small teal icon and can start with Windows. I've been building and testing it myself since October 13. Version 3.0 was the first one set up for the team, and it's on 3.3.0 now.</w:t>
+        <w:t>It's a small Windows program written in AutoHotkey, a free automation tool that has been around for years. It sits by the clock as a small teal icon and can start with Windows. I've been building and testing it myself since October 13. Version 3.0 was the first one set up for the team, and it's on 3.4.0 now.</w:t>
       </w:r>
     </w:p>
     <w:p>
@@ -1427,7 +1427,7 @@
         </w:numPr>
       </w:pPr>
       <w:r>
-        <w:t xml:space="preserve">Ctrl+Alt+L opens everything for the start of shift in a few seconds: the work websites, iTrak facial recognition in Edge, AlertGrid, SDS and CMP, skipping anything that's already open. Ctrl+Alt+Shift+L closes it all at the end of the shift, after confirming. It logs out of SDS properly first instead of just closing it, and Ctrl+Alt+K does that SDS logout on its own.</w:t>
+        <w:t>Ctrl+Alt+L opens everything for the start of shift in about 20 seconds: SDS, AlertGrid and CMP first, then the work websites and iTrak facial recognition in Edge, skipping anything that's already open, and ends with Chrome on the Citrix page ready to start iTrak. Ctrl+Alt+Shift+L closes it all at the end of the shift, after confirming. It logs out of SDS properly first instead of just closing it, and Ctrl+Alt+K does that SDS logout on its own.</w:t>
       </w:r>
     </w:p>
     <w:p>
@@ -3485,7 +3485,7 @@
     <w:p>
       <w:pPr/>
       <w:r>
-        <w:t xml:space="preserve">Version 3.3.0 is built and I've been testing it myself since October 13. If it's approved, this is how I'd see it going:</w:t>
+        <w:t>Version 3.4.0 is built and I've been testing it myself since October 13. If it's approved, this is how I'd see it going:</w:t>
       </w:r>
     </w:p>
     <w:p>

--- a/docs/Watchlog - Overview (with screenshots).docx
+++ b/docs/Watchlog - Overview (with screenshots).docx
@@ -389,7 +389,7 @@
     <w:p>
       <w:pPr/>
       <w:r>
-        <w:t xml:space="preserve">There are 36 templates so far. Every code starts with a semicolon so it never goes off in the middle of normal typing, and the entry appears as soon as the code is typed.</w:t>
+        <w:t>There are 33 templates so far. Every code starts with a semicolon so it never goes off in the middle of normal typing, and the entry appears as soon as the code is typed.</w:t>
       </w:r>
     </w:p>
     <w:tbl>

--- a/docs/Watchlog - Overview (with screenshots).docx
+++ b/docs/Watchlog - Overview (with screenshots).docx
@@ -586,38 +586,29 @@
               <w:rPr>
                 <w:rStyle w:val="CodeChar"/>
               </w:rPr>
-              <w:t xml:space="preserve">;noid</w:t>
-            </w:r>
-            <w:r>
-              <w:t xml:space="preserve"> · </w:t>
+              <w:t>;refuse</w:t>
+            </w:r>
+            <w:r>
+              <w:t xml:space="preserve"> refused entry (one or several patrons) · </w:t>
             </w:r>
             <w:r>
               <w:rPr>
                 <w:rStyle w:val="CodeChar"/>
               </w:rPr>
-              <w:t xml:space="preserve">;insuf</w:t>
-            </w:r>
-            <w:r>
-              <w:t xml:space="preserve"> · </w:t>
-            </w:r>
+            </w:r>
+            <w:r/>
             <w:r>
               <w:rPr>
                 <w:rStyle w:val="CodeChar"/>
               </w:rPr>
-              <w:t xml:space="preserve">;intox</w:t>
-            </w:r>
-            <w:r>
-              <w:t xml:space="preserve"> · </w:t>
-            </w:r>
+            </w:r>
+            <w:r/>
             <w:r>
               <w:rPr>
                 <w:rStyle w:val="CodeChar"/>
               </w:rPr>
-              <w:t xml:space="preserve">;expired</w:t>
-            </w:r>
-            <w:r>
-              <w:t xml:space="preserve"> refused entry · </w:t>
-            </w:r>
+            </w:r>
+            <w:r/>
             <w:r>
               <w:rPr>
                 <w:rStyle w:val="CodeChar"/>

--- a/docs/Watchlog - Overview (with screenshots).docx
+++ b/docs/Watchlog - Overview (with screenshots).docx
@@ -321,7 +321,7 @@
     <w:p>
       <w:pPr/>
       <w:r>
-        <w:t>It's a small Windows program written in AutoHotkey, a free automation tool that has been around for years. It sits by the clock as a small teal icon and can start with Windows. I've been building and testing it myself since October 13. Version 3.0 was the first one set up for the team, and it's on 3.4.0 now.</w:t>
+        <w:t>It's a small Windows program written in AutoHotkey, a free automation tool that has been around for years. It sits by the clock as a small teal icon and can start with Windows. I've been building and testing it myself since October 13. Version 3.0 was the first one set up for the team, and it's on 3.4.1 now.</w:t>
       </w:r>
     </w:p>
     <w:p>
@@ -3476,7 +3476,7 @@
     <w:p>
       <w:pPr/>
       <w:r>
-        <w:t>Version 3.4.0 is built and I've been testing it myself since October 13. If it's approved, this is how I'd see it going:</w:t>
+        <w:t>Version 3.4.1 is built and I've been testing it myself since October 13. If it's approved, this is how I'd see it going:</w:t>
       </w:r>
     </w:p>
     <w:p>

--- a/docs/Watchlog - Overview (with screenshots).docx
+++ b/docs/Watchlog - Overview (with screenshots).docx
@@ -321,7 +321,7 @@
     <w:p>
       <w:pPr/>
       <w:r>
-        <w:t>It's a small Windows program written in AutoHotkey, a free automation tool that has been around for years. It sits by the clock as a small teal icon and can start with Windows. I've been building and testing it myself since October 13. Version 3.0 was the first one set up for the team, and it's on 3.4.1 now.</w:t>
+        <w:t>It's a small Windows program written in AutoHotkey, a free automation tool that has been around for years. It sits by the clock as a small teal icon and can start with Windows. I've been building and testing it myself since October 13. Version 3.0 was the first one set up for the team, and it's on 3.4.2 now.</w:t>
       </w:r>
     </w:p>
     <w:p>
@@ -3476,7 +3476,7 @@
     <w:p>
       <w:pPr/>
       <w:r>
-        <w:t>Version 3.4.1 is built and I've been testing it myself since October 13. If it's approved, this is how I'd see it going:</w:t>
+        <w:t>Version 3.4.2 is built and I've been testing it myself since October 13. If it's approved, this is how I'd see it going:</w:t>
       </w:r>
     </w:p>
     <w:p>

--- a/docs/Watchlog - Overview (with screenshots).docx
+++ b/docs/Watchlog - Overview (with screenshots).docx
@@ -321,7 +321,7 @@
     <w:p>
       <w:pPr/>
       <w:r>
-        <w:t>It's a small Windows program written in AutoHotkey, a free automation tool that has been around for years. It sits by the clock as a small teal icon and can start with Windows. I've been building and testing it myself since October 13. Version 3.0 was the first one set up for the team, and it's on 3.4.2 now.</w:t>
+        <w:t>It's a small Windows program written in AutoHotkey, a free automation tool that has been around for years. It sits by the clock as a small teal icon and can start with Windows. I've been building and testing it myself since October 13. Version 3.0 was the first one set up for the team, and it's on 3.4.3 now.</w:t>
       </w:r>
     </w:p>
     <w:p>
@@ -886,7 +886,7 @@
               <w:t xml:space="preserve">;badge</w:t>
             </w:r>
             <w:r>
-              <w:t xml:space="preserve"> visitor badge</w:t>
+              <w:t xml:space="preserve"> contractor pass or interview pass</w:t>
             </w:r>
           </w:p>
         </w:tc>
@@ -3077,7 +3077,7 @@
         </w:numPr>
       </w:pPr>
       <w:r>
-        <w:t xml:space="preserve">It only types a password when that login's code is typed, and a login can be locked to one program.</w:t>
+        <w:t>It only types a password when that login's code is typed, and each login can be locked to the programs it belongs to, so it types nothing anywhere else.</w:t>
       </w:r>
     </w:p>
     <w:p>
@@ -3476,7 +3476,7 @@
     <w:p>
       <w:pPr/>
       <w:r>
-        <w:t>Version 3.4.2 is built and I've been testing it myself since October 13. If it's approved, this is how I'd see it going:</w:t>
+        <w:t>Version 3.4.3 is built and I've been testing it myself since October 13. If it's approved, this is how I'd see it going:</w:t>
       </w:r>
     </w:p>
     <w:p>

--- a/docs/Watchlog - Overview (with screenshots).docx
+++ b/docs/Watchlog - Overview (with screenshots).docx
@@ -321,7 +321,7 @@
     <w:p>
       <w:pPr/>
       <w:r>
-        <w:t>It's a small Windows program written in AutoHotkey, a free automation tool that has been around for years. It sits by the clock as a small teal icon and can start with Windows. I've been building and testing it myself since October 13. Version 3.0 was the first one set up for the team, and it's on 3.4.3 now.</w:t>
+        <w:t>It's a small Windows program written in AutoHotkey, a free automation tool that has been around for years. It sits by the clock as a small teal icon and can start with Windows. I've been building and testing it myself since October 13. Version 3.0 was the first one set up for the team, and it's on 3.4.2 now.</w:t>
       </w:r>
     </w:p>
     <w:p>
@@ -886,7 +886,7 @@
               <w:t xml:space="preserve">;badge</w:t>
             </w:r>
             <w:r>
-              <w:t xml:space="preserve"> contractor pass or interview pass</w:t>
+              <w:t xml:space="preserve"> visitor badge</w:t>
             </w:r>
           </w:p>
         </w:tc>
@@ -3077,7 +3077,7 @@
         </w:numPr>
       </w:pPr>
       <w:r>
-        <w:t>It only types a password when that login's code is typed, and each login can be locked to the programs it belongs to, so it types nothing anywhere else.</w:t>
+        <w:t xml:space="preserve">It only types a password when that login's code is typed, and a login can be locked to one program.</w:t>
       </w:r>
     </w:p>
     <w:p>
@@ -3476,7 +3476,7 @@
     <w:p>
       <w:pPr/>
       <w:r>
-        <w:t>Version 3.4.3 is built and I've been testing it myself since October 13. If it's approved, this is how I'd see it going:</w:t>
+        <w:t>Version 3.4.2 is built and I've been testing it myself since October 13. If it's approved, this is how I'd see it going:</w:t>
       </w:r>
     </w:p>
     <w:p>

--- a/docs/Watchlog - Overview (with screenshots).docx
+++ b/docs/Watchlog - Overview (with screenshots).docx
@@ -363,7 +363,7 @@
         <w:pStyle w:val="FirstParagraph"/>
       </w:pPr>
       <w:r>
-        <w:t xml:space="preserve">It’s a small Windows program. It’s written in AutoHotkey, a free automation tool that has been around for years, and comes as a single Watchlog.exe with everything built in, so nothing else needs installing. It sits by the clock as a small teal icon and starts with Windows. I’ve been building and testing it myself since October 13. Version 3.0 was the first one set up for the team, and it’s on 3.10.1 now.</w:t>
+        <w:t xml:space="preserve">It’s a small Windows program. It’s written in AutoHotkey, a free automation tool that has been around for years, and comes as a single Watchlog.exe with everything built in, so nothing else needs installing. It sits by the clock as a small teal icon and starts with Windows. I’ve been building and testing it myself since October 13. Version 3.0 was the first one set up for the team, and it’s on 3.23.0 now.</w:t>
       </w:r>
     </w:p>
     <w:p>
@@ -1860,7 +1860,7 @@
         <w:pStyle w:val="Compact"/>
       </w:pPr>
       <w:r>
-        <w:t xml:space="preserve">Ctrl+Alt+L opens everything for the start of shift in about 20 seconds: SDS, Alert Grid and CMP first, then the work websites and iTrak facial recognition in Edge, skipping anything that’s already open. It offers the sign-in above, puts the windows back where I like them, and ends with Chrome on the Citrix page ready to start iTrak.</w:t>
+        <w:t xml:space="preserve">Ctrl+Alt+L opens everything for the start of shift in about 20 seconds: SDS, Alert Grid and CMP first, then the iTrak facial recognition and the Citrix page in Edge, skipping anything that’s already open. It offers the sign-in above, puts the windows back where I like them, and ends with Edge on the Citrix page ready to start iTrak.</w:t>
       </w:r>
     </w:p>
     <w:p>
@@ -1908,7 +1908,7 @@
         <w:pStyle w:val="Compact"/>
       </w:pPr>
       <w:r>
-        <w:t xml:space="preserve">Ctrl+Alt and a letter switches to SDS, CMP, Teams, Outlook or Chrome.</w:t>
+        <w:t xml:space="preserve">Ctrl+Alt and a letter switches to SDS, CMP, Teams, Outlook or Edge.</w:t>
       </w:r>
     </w:p>
     <w:p>
@@ -4514,7 +4514,7 @@
         <w:pStyle w:val="FirstParagraph"/>
       </w:pPr>
       <w:r>
-        <w:t xml:space="preserve">Version 3.10.1 is built and I’ve been using it on my own shifts. If it’s approved, this is how I’d see it going:</w:t>
+        <w:t xml:space="preserve">Version 3.23.0 is built and I’ve been using it on my own shifts. If it’s approved, this is how I’d see it going:</w:t>
       </w:r>
     </w:p>
     <w:p>

--- a/docs/Watchlog - Overview (with screenshots).docx
+++ b/docs/Watchlog - Overview (with screenshots).docx
@@ -363,7 +363,7 @@
         <w:pStyle w:val="FirstParagraph"/>
       </w:pPr>
       <w:r>
-        <w:t xml:space="preserve">It’s a small Windows program. It’s written in AutoHotkey, a free automation tool that has been around for years, and comes as a single Watchlog.exe with everything built in, so nothing else needs installing. It sits by the clock as a small teal icon and starts with Windows. I’ve been building and testing it myself since October 13. Version 3.0 was the first one set up for the team, and it’s on 3.10.1 now.</w:t>
+        <w:t xml:space="preserve">It’s a small Windows program. It’s written in AutoHotkey, a free automation tool that has been around for years, and comes as a single Watchlog.exe with everything built in, so nothing else needs installing. It sits by the clock as a small teal icon and starts with Windows. I’ve been building and testing it myself since October 13. Version 3.0 was the first one set up for the team, and it’s on 3.23.0 now.</w:t>
       </w:r>
     </w:p>
     <w:p>
@@ -1860,7 +1860,7 @@
         <w:pStyle w:val="Compact"/>
       </w:pPr>
       <w:r>
-        <w:t xml:space="preserve">Ctrl+Alt+L opens everything for the start of shift in about 20 seconds: SDS, Alert Grid and CMP first, then the work websites and iTrak facial recognition in Edge, skipping anything that’s already open. It offers the sign-in above, puts the windows back where I like them, and ends with Chrome on the Citrix page ready to start iTrak.</w:t>
+        <w:t xml:space="preserve">Ctrl+Alt+L opens everything for the start of shift in about 20 seconds: SDS, Alert Grid and CMP first, then the iTrak facial recognition and the Citrix page in Edge, skipping anything that’s already open. It offers the sign-in above, puts the windows back where I like them, and ends with Edge on the Citrix page ready to start iTrak.</w:t>
       </w:r>
     </w:p>
     <w:p>
@@ -1908,7 +1908,7 @@
         <w:pStyle w:val="Compact"/>
       </w:pPr>
       <w:r>
-        <w:t xml:space="preserve">Ctrl+Alt and a letter switches to SDS, CMP, Teams, Outlook or Chrome.</w:t>
+        <w:t xml:space="preserve">Ctrl+Alt and a letter switches to SDS, CMP, Teams, Outlook or Edge.</w:t>
       </w:r>
     </w:p>
     <w:p>
@@ -4514,7 +4514,7 @@
         <w:pStyle w:val="FirstParagraph"/>
       </w:pPr>
       <w:r>
-        <w:t xml:space="preserve">Version 3.10.1 is built and I’ve been using it on my own shifts. If it’s approved, this is how I’d see it going:</w:t>
+        <w:t xml:space="preserve">Version 3.24.0 is built and I’ve been using it on my own shifts. If it’s approved, this is how I’d see it going:</w:t>
       </w:r>
     </w:p>
     <w:p>

--- a/docs/Watchlog - Overview (with screenshots).docx
+++ b/docs/Watchlog - Overview (with screenshots).docx
@@ -4514,7 +4514,7 @@
         <w:pStyle w:val="FirstParagraph"/>
       </w:pPr>
       <w:r>
-        <w:t xml:space="preserve">Version 3.24.0 is built and I’ve been using it on my own shifts. If it’s approved, this is how I’d see it going:</w:t>
+        <w:t xml:space="preserve">Version 3.24.1 is built and I’ve been using it on my own shifts. If it’s approved, this is how I’d see it going:</w:t>
       </w:r>
     </w:p>
     <w:p>

--- a/docs/Watchlog - Overview (with screenshots).docx
+++ b/docs/Watchlog - Overview (with screenshots).docx
@@ -4514,7 +4514,7 @@
         <w:pStyle w:val="FirstParagraph"/>
       </w:pPr>
       <w:r>
-        <w:t xml:space="preserve">Version 3.24.1 is built and I’ve been using it on my own shifts. If it’s approved, this is how I’d see it going:</w:t>
+        <w:t xml:space="preserve">Version 3.25.0 is built and I’ve been using it on my own shifts. If it’s approved, this is how I’d see it going:</w:t>
       </w:r>
     </w:p>
     <w:p>

--- a/docs/Watchlog - Overview (with screenshots).docx
+++ b/docs/Watchlog - Overview (with screenshots).docx
@@ -4514,7 +4514,7 @@
         <w:pStyle w:val="FirstParagraph"/>
       </w:pPr>
       <w:r>
-        <w:t xml:space="preserve">Version 3.25.0 is built and I’ve been using it on my own shifts. If it’s approved, this is how I’d see it going:</w:t>
+        <w:t xml:space="preserve">Version 3.25.1 is built and I’ve been using it on my own shifts. If it’s approved, this is how I’d see it going:</w:t>
       </w:r>
     </w:p>
     <w:p>

--- a/docs/Watchlog - Overview (with screenshots).docx
+++ b/docs/Watchlog - Overview (with screenshots).docx
@@ -4514,7 +4514,7 @@
         <w:pStyle w:val="FirstParagraph"/>
       </w:pPr>
       <w:r>
-        <w:t xml:space="preserve">Version 3.25.1 is built and I’ve been using it on my own shifts. If it’s approved, this is how I’d see it going:</w:t>
+        <w:t xml:space="preserve">Version 3.26.1 is built and I’ve been using it on my own shifts. If it’s approved, this is how I’d see it going:</w:t>
       </w:r>
     </w:p>
     <w:p>

--- a/docs/Watchlog - Overview (with screenshots).docx
+++ b/docs/Watchlog - Overview (with screenshots).docx
@@ -4514,7 +4514,7 @@
         <w:pStyle w:val="FirstParagraph"/>
       </w:pPr>
       <w:r>
-        <w:t xml:space="preserve">Version 3.26.1 is built and I’ve been using it on my own shifts. If it’s approved, this is how I’d see it going:</w:t>
+        <w:t xml:space="preserve">Version 3.26.2 is built and I’ve been using it on my own shifts. If it’s approved, this is how I’d see it going:</w:t>
       </w:r>
     </w:p>
     <w:p>

--- a/docs/Watchlog - Overview (with screenshots).docx
+++ b/docs/Watchlog - Overview (with screenshots).docx
@@ -4514,7 +4514,7 @@
         <w:pStyle w:val="FirstParagraph"/>
       </w:pPr>
       <w:r>
-        <w:t xml:space="preserve">Version 3.26.2 is built and I’ve been using it on my own shifts. If it’s approved, this is how I’d see it going:</w:t>
+        <w:t xml:space="preserve">Version 3.26.3 is built and I’ve been using it on my own shifts. If it’s approved, this is how I’d see it going:</w:t>
       </w:r>
     </w:p>
     <w:p>

--- a/docs/Watchlog - Overview (with screenshots).docx
+++ b/docs/Watchlog - Overview (with screenshots).docx
@@ -4514,7 +4514,7 @@
         <w:pStyle w:val="FirstParagraph"/>
       </w:pPr>
       <w:r>
-        <w:t xml:space="preserve">Version 3.26.3 is built and I’ve been using it on my own shifts. If it’s approved, this is how I’d see it going:</w:t>
+        <w:t xml:space="preserve">Version 3.27.0 is built and I’ve been using it on my own shifts. If it’s approved, this is how I’d see it going:</w:t>
       </w:r>
     </w:p>
     <w:p>

--- a/docs/Watchlog - Overview (with screenshots).docx
+++ b/docs/Watchlog - Overview (with screenshots).docx
@@ -4514,7 +4514,7 @@
         <w:pStyle w:val="FirstParagraph"/>
       </w:pPr>
       <w:r>
-        <w:t xml:space="preserve">Version 3.27.0 is built and I’ve been using it on my own shifts. If it’s approved, this is how I’d see it going:</w:t>
+        <w:t xml:space="preserve">Version 3.27.1 is built and I’ve been using it on my own shifts. If it’s approved, this is how I’d see it going:</w:t>
       </w:r>
     </w:p>
     <w:p>

--- a/docs/Watchlog - Overview (with screenshots).docx
+++ b/docs/Watchlog - Overview (with screenshots).docx
@@ -4514,7 +4514,7 @@
         <w:pStyle w:val="FirstParagraph"/>
       </w:pPr>
       <w:r>
-        <w:t xml:space="preserve">Version 3.27.1 is built and I’ve been using it on my own shifts. If it’s approved, this is how I’d see it going:</w:t>
+        <w:t xml:space="preserve">Version 3.27.2 is built and I’ve been using it on my own shifts. If it’s approved, this is how I’d see it going:</w:t>
       </w:r>
     </w:p>
     <w:p>

--- a/docs/Watchlog - Overview (with screenshots).docx
+++ b/docs/Watchlog - Overview (with screenshots).docx
@@ -4514,7 +4514,7 @@
         <w:pStyle w:val="FirstParagraph"/>
       </w:pPr>
       <w:r>
-        <w:t xml:space="preserve">Version 3.27.2 is built and I’ve been using it on my own shifts. If it’s approved, this is how I’d see it going:</w:t>
+        <w:t xml:space="preserve">Version 3.27.3 is built and I’ve been using it on my own shifts. If it’s approved, this is how I’d see it going:</w:t>
       </w:r>
     </w:p>
     <w:p>

--- a/docs/Watchlog - Overview (with screenshots).docx
+++ b/docs/Watchlog - Overview (with screenshots).docx
@@ -4514,7 +4514,7 @@
         <w:pStyle w:val="FirstParagraph"/>
       </w:pPr>
       <w:r>
-        <w:t xml:space="preserve">Version 3.27.3 is built and I’ve been using it on my own shifts. If it’s approved, this is how I’d see it going:</w:t>
+        <w:t xml:space="preserve">Version 3.28.0 is built and I’ve been using it on my own shifts. If it’s approved, this is how I’d see it going:</w:t>
       </w:r>
     </w:p>
     <w:p>

--- a/docs/Watchlog - Overview (with screenshots).docx
+++ b/docs/Watchlog - Overview (with screenshots).docx
@@ -4514,7 +4514,7 @@
         <w:pStyle w:val="FirstParagraph"/>
       </w:pPr>
       <w:r>
-        <w:t xml:space="preserve">Version 3.28.0 is built and I’ve been using it on my own shifts. If it’s approved, this is how I’d see it going:</w:t>
+        <w:t xml:space="preserve">Version 3.29.0 is built and I’ve been using it on my own shifts. If it’s approved, this is how I’d see it going:</w:t>
       </w:r>
     </w:p>
     <w:p>

--- a/docs/Watchlog - Overview (with screenshots).docx
+++ b/docs/Watchlog - Overview (with screenshots).docx
@@ -2,7 +2,7 @@
 <file path=word/document.xml><?xml version="1.0" encoding="utf-8"?>
 <w:document xmlns:w="http://schemas.openxmlformats.org/wordprocessingml/2006/main" xmlns:m="http://schemas.openxmlformats.org/officeDocument/2006/math" xmlns:r="http://schemas.openxmlformats.org/officeDocument/2006/relationships" xmlns:o="urn:schemas-microsoft-com:office:office" xmlns:v="urn:schemas-microsoft-com:vml" xmlns:w10="urn:schemas-microsoft-com:office:word" xmlns:a="http://schemas.openxmlformats.org/drawingml/2006/main" xmlns:pic="http://schemas.openxmlformats.org/drawingml/2006/picture" xmlns:wp="http://schemas.openxmlformats.org/drawingml/2006/wordprocessingDrawing">
   <w:body>
-    <w:bookmarkStart w:id="84" w:name="watchlog"/>
+    <w:bookmarkStart w:id="85" w:name="watchlog"/>
     <w:p>
       <w:pPr>
         <w:pStyle w:val="Heading1"/>
@@ -16,7 +16,7 @@
         <w:pStyle w:val="FirstParagraph"/>
       </w:pPr>
       <w:r>
-        <w:t xml:space="preserve">Oct 25, 2026 · Jakob</w:t>
+        <w:t xml:space="preserve">Oct 31, 2026 · Jakob</w:t>
       </w:r>
     </w:p>
     <w:bookmarkStart w:id="26" w:name="summary"/>
@@ -349,7 +349,7 @@
       </w:r>
     </w:p>
     <w:bookmarkEnd w:id="26"/>
-    <w:bookmarkStart w:id="67" w:name="what-it-does"/>
+    <w:bookmarkStart w:id="68" w:name="what-it-does"/>
     <w:p>
       <w:pPr>
         <w:pStyle w:val="Heading2"/>
@@ -363,7 +363,7 @@
         <w:pStyle w:val="FirstParagraph"/>
       </w:pPr>
       <w:r>
-        <w:t xml:space="preserve">It’s a small Windows program. It’s written in AutoHotkey, a free automation tool that has been around for years, and comes as a single Watchlog.exe with everything built in, so nothing else needs installing. It sits by the clock as a small teal icon and starts with Windows. I’ve been building and testing it myself since October 13. Version 3.0 was the first one set up for the team, and it’s on 3.23.0 now.</w:t>
+        <w:t xml:space="preserve">It’s a small Windows program. It’s written in AutoHotkey, a free automation tool that has been around for years, and comes as a single Watchlog.exe with everything built in, so nothing else needs installing. It sits by the clock as a small teal icon and starts with Windows. I’ve been building and testing it myself since October 13. Version 3.0 was the first one set up for the team, and it’s on 3.29.1 now.</w:t>
       </w:r>
     </w:p>
     <w:p>
@@ -439,7 +439,7 @@
         <w:pStyle w:val="FirstParagraph"/>
       </w:pPr>
       <w:r>
-        <w:t xml:space="preserve">There are 35 templates so far. Every code starts with a semicolon so it never goes off in the middle of normal typing, and the entry appears as soon as the code is typed.</w:t>
+        <w:t xml:space="preserve">There are 36 templates so far. Every code starts with a semicolon so it never goes off in the middle of normal typing, and the entry appears as soon as the code is typed. Anyone who uses the semicolon for something else can pick a different symbol for their own PC in Settings.</w:t>
       </w:r>
     </w:p>
     <w:tbl>
@@ -622,7 +622,22 @@
               <w:t xml:space="preserve"> </w:t>
             </w:r>
             <w:r>
-              <w:t xml:space="preserve">(remembers which bay you were on last)</w:t>
+              <w:t xml:space="preserve">(remembers which bay you were on last) ·</w:t>
+            </w:r>
+            <w:r>
+              <w:t xml:space="preserve"> </w:t>
+            </w:r>
+            <w:r>
+              <w:rPr>
+                <w:rStyle w:val="VerbatimChar"/>
+              </w:rPr>
+              <w:t xml:space="preserve">;break</w:t>
+            </w:r>
+            <w:r>
+              <w:t xml:space="preserve"> </w:t>
+            </w:r>
+            <w:r>
+              <w:t xml:space="preserve">(also keeps count of the 60 minutes of break)</w:t>
             </w:r>
           </w:p>
         </w:tc>
@@ -1661,12 +1676,73 @@
       </w:r>
     </w:p>
     <w:bookmarkEnd w:id="49"/>
-    <w:bookmarkStart w:id="50" w:name="clearing-alert-grid"/>
+    <w:bookmarkStart w:id="50" w:name="filling-in-the-whole-daily-log"/>
     <w:p>
       <w:pPr>
         <w:pStyle w:val="Heading3"/>
       </w:pPr>
       <w:r>
+        <w:t xml:space="preserve">Filling in the whole daily log</w:t>
+      </w:r>
+    </w:p>
+    <w:p>
+      <w:pPr>
+        <w:pStyle w:val="FirstParagraph"/>
+      </w:pPr>
+      <w:r>
+        <w:t xml:space="preserve">Most codes can now do the whole iTrak entry, not just the wording.</w:t>
+      </w:r>
+      <w:r>
+        <w:t xml:space="preserve"> </w:t>
+      </w:r>
+      <w:r>
+        <w:rPr>
+          <w:rStyle w:val="VerbatimChar"/>
+        </w:rPr>
+        <w:t xml:space="preserve">;cards</w:t>
+      </w:r>
+      <w:r>
+        <w:t xml:space="preserve">, for example, opens a new daily log in iTrak (or uses the one already open), picks the Location, Topic and Reference, and puts the wording in the Synopsis. Seventeen codes work this way so far, including the door checks, patrols, table fills and openings, jackpots, BV pulls and machine fills. Where the Reference is a number I look up, it’s left empty for me to fill in.</w:t>
+      </w:r>
+    </w:p>
+    <w:p>
+      <w:pPr>
+        <w:pStyle w:val="BodyText"/>
+      </w:pPr>
+      <w:r>
+        <w:t xml:space="preserve">Most of these entries start as a phone call. The call pad (the + key on the number pad) is a small box I jot the call into. If I write it in shorthand, like</w:t>
+      </w:r>
+      <w:r>
+        <w:t xml:space="preserve"> </w:t>
+      </w:r>
+      <w:r>
+        <w:rPr>
+          <w:rStyle w:val="VerbatimChar"/>
+        </w:rPr>
+        <w:t xml:space="preserve">fill 205 5.5</w:t>
+      </w:r>
+      <w:r>
+        <w:t xml:space="preserve"> </w:t>
+      </w:r>
+      <w:r>
+        <w:t xml:space="preserve">for a $5,500 fill on table 205, Ctrl+Enter turns it straight into the finished daily log. Ctrl+Alt+F opens a short list of logs that never change, like Break or Table Drop, and Ctrl+Alt+Shift+R repeats the last one.</w:t>
+      </w:r>
+    </w:p>
+    <w:p>
+      <w:pPr>
+        <w:pStyle w:val="BodyText"/>
+      </w:pPr>
+      <w:r>
+        <w:t xml:space="preserve">Each PC is taught once where the New daily log button and the boxes are, the same way as Alert Grid. Watchlog never clicks Save. I still read the entry over and save it myself.</w:t>
+      </w:r>
+    </w:p>
+    <w:bookmarkEnd w:id="50"/>
+    <w:bookmarkStart w:id="51" w:name="clearing-alert-grid"/>
+    <w:p>
+      <w:pPr>
+        <w:pStyle w:val="Heading3"/>
+      </w:pPr>
+      <w:r>
         <w:t xml:space="preserve">Clearing Alert Grid</w:t>
       </w:r>
     </w:p>
@@ -1683,7 +1759,25 @@
         <w:pStyle w:val="BodyText"/>
       </w:pPr>
       <w:r>
-        <w:t xml:space="preserve">With Watchlog I look over the list first, then press Caps Lock (or Ctrl+Alt+A). It brings Alert Grid to the front, does those same clicks, clears the acknowledged alerts, and puts me back in the window I was in. It works from any window. It clears everything in the list, so the operator still checks the alerts by eye before pressing the key, same as now.</w:t>
+        <w:t xml:space="preserve">With Watchlog I look over the list first, then press Caps Lock (or Ctrl+Alt+A). It brings Alert Grid to the front, does those same clicks, clears the acknowledged alerts, answers the</w:t>
+      </w:r>
+      <w:r>
+        <w:t xml:space="preserve"> </w:t>
+      </w:r>
+      <w:r>
+        <w:t xml:space="preserve">“</w:t>
+      </w:r>
+      <w:r>
+        <w:t xml:space="preserve">no more alerts</w:t>
+      </w:r>
+      <w:r>
+        <w:t xml:space="preserve">”</w:t>
+      </w:r>
+      <w:r>
+        <w:t xml:space="preserve"> </w:t>
+      </w:r>
+      <w:r>
+        <w:t xml:space="preserve">step, and puts me back in the window I was in. If alerts that were already acknowledged are still in the list (Alert Grid won’t acknowledge those again), it clears them first and then does the rest. It works from any window. It clears everything in the list, so the operator still checks the alerts by eye before pressing the key, same as now.</w:t>
       </w:r>
     </w:p>
     <w:p>
@@ -1694,8 +1788,8 @@
         <w:t xml:space="preserve">The Acknowledge box already has the operator’s own Alert Grid login filled in by Alert Grid itself. Watchlog never reads or types that password, it only clicks Submit. Each PC is taught where to click once: the operator clears alerts by hand one time and presses F8 over each spot (Ctrl+Alt+Shift+A starts it). Only those screen positions are saved, on that PC.</w:t>
       </w:r>
     </w:p>
-    <w:bookmarkEnd w:id="50"/>
-    <w:bookmarkStart w:id="51" w:name="logging-in"/>
+    <w:bookmarkEnd w:id="51"/>
+    <w:bookmarkStart w:id="52" w:name="logging-in"/>
     <w:p>
       <w:pPr>
         <w:pStyle w:val="Heading3"/>
@@ -1767,8 +1861,8 @@
         <w:t xml:space="preserve">SDS logs me out an hour after I sign in, so Watchlog signs it back in by itself. 62 minutes after an SDS login it checks that SDS is really on its login screen, types the saved login, and puts me back in the window I was in. If SDS still says Welcome it tries again every minute, up to 6 times. It never types unless it sees the login screen, and Settings &gt; Logins can turn it off. Other logins that expire still get a quiet pop-up reminder, with the beep off unless you turn it on in Settings.</w:t>
       </w:r>
     </w:p>
-    <w:bookmarkEnd w:id="51"/>
-    <w:bookmarkStart w:id="52" w:name="finding-your-way-around"/>
+    <w:bookmarkEnd w:id="52"/>
+    <w:bookmarkStart w:id="53" w:name="finding-your-way-around"/>
     <w:p>
       <w:pPr>
         <w:pStyle w:val="Heading3"/>
@@ -1782,7 +1876,7 @@
         <w:pStyle w:val="FirstParagraph"/>
       </w:pPr>
       <w:r>
-        <w:t xml:space="preserve">Clicking the Watchlog icon (or Ctrl+Alt+M) opens a home window with a button for every feature, grouped as Logs, Shift, Logins and Set up. Each button shows its shortcut, so new operators learn the keys as they go. A strip along the bottom shows the version, whether the templates are current, whether Alert Grid is taught on this PC and the time saved this shift. Right-clicking the icon gives the same things as a menu with small pictures, and the less-used items are tucked into Alert Grid, Windows and Advanced sub-menus.</w:t>
+        <w:t xml:space="preserve">Clicking the Watchlog icon (or Ctrl+Alt+M) opens a home window with a button for every feature, grouped as Logs, Logins and Set up. Each button shows its shortcut, so new operators learn the keys as they go. A strip along the bottom shows the version, whether the templates are current, whether Alert Grid is taught on this PC, how much break time is left and the time saved this shift. Right-clicking the icon gives the same things as a menu with small pictures, and the less-used items are tucked into Alert Grid, Windows and Advanced sub-menus.</w:t>
       </w:r>
     </w:p>
     <w:p>
@@ -1793,8 +1887,8 @@
         <w:t xml:space="preserve">Settings is now a window with tabs (Logins, Templates, Start / end of shift, Alert Grid, Updates, General), so nothing needs editing in settings.ini by hand. Ctrl+Alt+E opens a template editor for whoever looks after the wording. It lists the templates, shows the finished entry as you change it, flags clashes, and keeps a backup before saving. Saving the team’s file asks first, because it changes every bay. Editing in Notepad still works under Advanced.</w:t>
       </w:r>
     </w:p>
-    <w:bookmarkEnd w:id="52"/>
-    <w:bookmarkStart w:id="62" w:name="everything-around-the-logging"/>
+    <w:bookmarkEnd w:id="53"/>
+    <w:bookmarkStart w:id="63" w:name="everything-around-the-logging"/>
     <w:p>
       <w:pPr>
         <w:pStyle w:val="Heading3"/>
@@ -1849,6 +1943,57 @@
       </w:r>
       <w:r>
         <w:t xml:space="preserve">type the time, the date, or both.</w:t>
+      </w:r>
+    </w:p>
+    <w:p>
+      <w:pPr>
+        <w:numPr>
+          <w:ilvl w:val="0"/>
+          <w:numId w:val="1004"/>
+        </w:numPr>
+        <w:pStyle w:val="Compact"/>
+      </w:pPr>
+      <w:r>
+        <w:t xml:space="preserve">Break time: we get 60 minutes a shift, split however we like. Watchlog starts counting when</w:t>
+      </w:r>
+      <w:r>
+        <w:t xml:space="preserve"> </w:t>
+      </w:r>
+      <w:r>
+        <w:rPr>
+          <w:rStyle w:val="VerbatimChar"/>
+        </w:rPr>
+        <w:t xml:space="preserve">;break</w:t>
+      </w:r>
+      <w:r>
+        <w:t xml:space="preserve"> </w:t>
+      </w:r>
+      <w:r>
+        <w:t xml:space="preserve">fills the break log and stops when I save and close it, and shows the minutes left on the home window, the dashboard and the tray icon. It starts over at the next start of shift.</w:t>
+      </w:r>
+    </w:p>
+    <w:p>
+      <w:pPr>
+        <w:numPr>
+          <w:ilvl w:val="0"/>
+          <w:numId w:val="1004"/>
+        </w:numPr>
+        <w:pStyle w:val="Compact"/>
+      </w:pPr>
+      <w:r>
+        <w:t xml:space="preserve">Ctrl+Alt+Shift+D opens a shift dashboard: logs by type, Alert Grid clears and time saved for this shift, the last 7 days and the last 30.</w:t>
+      </w:r>
+    </w:p>
+    <w:p>
+      <w:pPr>
+        <w:numPr>
+          <w:ilvl w:val="0"/>
+          <w:numId w:val="1004"/>
+        </w:numPr>
+        <w:pStyle w:val="Compact"/>
+      </w:pPr>
+      <w:r>
+        <w:t xml:space="preserve">Backups: the first time Watchlog starts each day, it copies the operator’s templates, settings and taught click spots (never passwords) to a backup folder on that PC and keeps the last 14. Any of them can be put back from the tray menu, and the previous version of Watchlog itself can be put back the same way.</w:t>
       </w:r>
     </w:p>
     <w:p>
@@ -1977,18 +2122,18 @@
                 <wp:inline>
                   <wp:extent cx="2651760" cy="1410788"/>
                   <wp:effectExtent b="0" l="0" r="0" t="0"/>
-                  <wp:docPr descr="" title="" id="54" name="Picture"/>
+                  <wp:docPr descr="" title="" id="55" name="Picture"/>
                   <a:graphic>
                     <a:graphicData uri="http://schemas.openxmlformats.org/drawingml/2006/picture">
                       <pic:pic>
                         <pic:nvPicPr>
-                          <pic:cNvPr descr="media/image11.png" id="55" name="Picture"/>
+                          <pic:cNvPr descr="media/image11.png" id="56" name="Picture"/>
                           <pic:cNvPicPr>
                             <a:picLocks noChangeArrowheads="1" noChangeAspect="1"/>
                           </pic:cNvPicPr>
                         </pic:nvPicPr>
                         <pic:blipFill>
-                          <a:blip r:embed="rId53"/>
+                          <a:blip r:embed="rId54"/>
                           <a:stretch>
                             <a:fillRect/>
                           </a:stretch>
@@ -2028,18 +2173,18 @@
                 <wp:inline>
                   <wp:extent cx="2743200" cy="2024607"/>
                   <wp:effectExtent b="0" l="0" r="0" t="0"/>
-                  <wp:docPr descr="" title="" id="57" name="Picture"/>
+                  <wp:docPr descr="" title="" id="58" name="Picture"/>
                   <a:graphic>
                     <a:graphicData uri="http://schemas.openxmlformats.org/drawingml/2006/picture">
                       <pic:pic>
                         <pic:nvPicPr>
-                          <pic:cNvPr descr="media/image12.png" id="58" name="Picture"/>
+                          <pic:cNvPr descr="media/image12.png" id="59" name="Picture"/>
                           <pic:cNvPicPr>
                             <a:picLocks noChangeArrowheads="1" noChangeAspect="1"/>
                           </pic:cNvPicPr>
                         </pic:nvPicPr>
                         <pic:blipFill>
-                          <a:blip r:embed="rId56"/>
+                          <a:blip r:embed="rId57"/>
                           <a:stretch>
                             <a:fillRect/>
                           </a:stretch>
@@ -2090,18 +2235,18 @@
           <wp:inline>
             <wp:extent cx="2651760" cy="870108"/>
             <wp:effectExtent b="0" l="0" r="0" t="0"/>
-            <wp:docPr descr="" title="" id="60" name="Picture"/>
+            <wp:docPr descr="" title="" id="61" name="Picture"/>
             <a:graphic>
               <a:graphicData uri="http://schemas.openxmlformats.org/drawingml/2006/picture">
                 <pic:pic>
                   <pic:nvPicPr>
-                    <pic:cNvPr descr="media/image13.png" id="61" name="Picture"/>
+                    <pic:cNvPr descr="media/image13.png" id="62" name="Picture"/>
                     <pic:cNvPicPr>
                       <a:picLocks noChangeArrowheads="1" noChangeAspect="1"/>
                     </pic:cNvPicPr>
                   </pic:nvPicPr>
                   <pic:blipFill>
-                    <a:blip r:embed="rId59"/>
+                    <a:blip r:embed="rId60"/>
                     <a:stretch>
                       <a:fillRect/>
                     </a:stretch>
@@ -2140,8 +2285,8 @@
         <w:t xml:space="preserve">Ctrl+Alt+Q opens a quick note.</w:t>
       </w:r>
     </w:p>
-    <w:bookmarkEnd w:id="62"/>
-    <w:bookmarkStart w:id="66" w:name="using-it-as-a-team"/>
+    <w:bookmarkEnd w:id="63"/>
+    <w:bookmarkStart w:id="67" w:name="using-it-as-a-team"/>
     <w:p>
       <w:pPr>
         <w:pStyle w:val="Heading3"/>
@@ -2155,7 +2300,7 @@
         <w:pStyle w:val="FirstParagraph"/>
       </w:pPr>
       <w:r>
-        <w:t xml:space="preserve">Everyone reads the same template file from a SharePoint folder, so the whole team writes from the same approved wording. When the supervisors change something, every bay picks it up as SharePoint syncs, without restarting anything. If SharePoint can’t be reached, the tool keeps using the last copy it had and says so. Each PC also checks that it’s on the same version as the rest of the team, and says if it needs an update. When a new Watchlog.exe is put in the shared folder, each PC asks before updating itself, checks that the new file works, and keeps a backup of the old one. I can also point my own PC at a separate folder, so I can try a new version on my bay before anyone else gets it.</w:t>
+        <w:t xml:space="preserve">Everyone reads the same template file from a SharePoint folder, so the whole team writes from the same approved wording. When the supervisors change something, every bay picks it up as SharePoint syncs, without restarting anything. If SharePoint can’t be reached, the tool keeps using the last copy it had and says so. Each PC also checks that it’s on the same version as the rest of the team, and says if it needs an update. When a new Watchlog.exe is put in the shared folder, each PC asks before updating itself, checks that the new file works, and keeps a backup of the old one, which can be put back from the tray menu. I can also point my own PC at a separate folder, so I can try a new version on my bay before anyone else gets it.</w:t>
       </w:r>
     </w:p>
     <w:p>
@@ -2175,18 +2320,18 @@
           <wp:inline>
             <wp:extent cx="3291840" cy="3250691"/>
             <wp:effectExtent b="0" l="0" r="0" t="0"/>
-            <wp:docPr descr="" title="" id="64" name="Picture"/>
+            <wp:docPr descr="" title="" id="65" name="Picture"/>
             <a:graphic>
               <a:graphicData uri="http://schemas.openxmlformats.org/drawingml/2006/picture">
                 <pic:pic>
                   <pic:nvPicPr>
-                    <pic:cNvPr descr="media/image15.png" id="65" name="Picture"/>
+                    <pic:cNvPr descr="media/image15.png" id="66" name="Picture"/>
                     <pic:cNvPicPr>
                       <a:picLocks noChangeArrowheads="1" noChangeAspect="1"/>
                     </pic:cNvPicPr>
                   </pic:nvPicPr>
                   <pic:blipFill>
-                    <a:blip r:embed="rId63"/>
+                    <a:blip r:embed="rId64"/>
                     <a:stretch>
                       <a:fillRect/>
                     </a:stretch>
@@ -2225,9 +2370,9 @@
         <w:t xml:space="preserve">The Settings window, where logins, the team templates file and the journal are set up. I covered the usernames.</w:t>
       </w:r>
     </w:p>
-    <w:bookmarkEnd w:id="66"/>
     <w:bookmarkEnd w:id="67"/>
-    <w:bookmarkStart w:id="68" w:name="why-it-helps"/>
+    <w:bookmarkEnd w:id="68"/>
+    <w:bookmarkStart w:id="69" w:name="why-it-helps"/>
     <w:p>
       <w:pPr>
         <w:pStyle w:val="Heading2"/>
@@ -2316,8 +2461,8 @@
         <w:t xml:space="preserve">It works in anything you can type into, including iTrak through Citrix, because all it does is paste text where the cursor is. Other departments that write repetitive reports, like security or the cage, could use it with their own template file.</w:t>
       </w:r>
     </w:p>
-    <w:bookmarkEnd w:id="68"/>
-    <w:bookmarkStart w:id="77" w:name="time-saved-my-estimates"/>
+    <w:bookmarkEnd w:id="69"/>
+    <w:bookmarkStart w:id="78" w:name="time-saved-my-estimates"/>
     <w:p>
       <w:pPr>
         <w:pStyle w:val="Heading2"/>
@@ -2343,18 +2488,18 @@
           <wp:inline>
             <wp:extent cx="5334000" cy="3349625"/>
             <wp:effectExtent b="0" l="0" r="0" t="0"/>
-            <wp:docPr descr="Keystrokes for each template, typed in full and with the tool (counted on version 2.4)." title="" id="70" name="Picture"/>
+            <wp:docPr descr="Keystrokes for each template, typed in full and with the tool (counted on version 2.4)." title="" id="71" name="Picture"/>
             <a:graphic>
               <a:graphicData uri="http://schemas.openxmlformats.org/drawingml/2006/picture">
                 <pic:pic>
                   <pic:nvPicPr>
-                    <pic:cNvPr descr="media/image1.png" id="71" name="Picture"/>
+                    <pic:cNvPr descr="media/image1.png" id="72" name="Picture"/>
                     <pic:cNvPicPr>
                       <a:picLocks noChangeArrowheads="1" noChangeAspect="1"/>
                     </pic:cNvPicPr>
                   </pic:nvPicPr>
                   <pic:blipFill>
-                    <a:blip r:embed="rId69"/>
+                    <a:blip r:embed="rId70"/>
                     <a:stretch>
                       <a:fillRect/>
                     </a:stretch>
@@ -2389,7 +2534,7 @@
         <w:t xml:space="preserve">The longer the entry, the more it saves. The player log saves the least because most of it is details you still have to type.</w:t>
       </w:r>
     </w:p>
-    <w:bookmarkStart w:id="72" w:name="a-typical-shift"/>
+    <w:bookmarkStart w:id="73" w:name="a-typical-shift"/>
     <w:p>
       <w:pPr>
         <w:pStyle w:val="Heading3"/>
@@ -2758,7 +2903,7 @@
               <w:jc w:val="left"/>
             </w:pPr>
             <w:r>
-              <w:t xml:space="preserve">3 apps, 7 sites</w:t>
+              <w:t xml:space="preserve">3 apps, 2 web pages</w:t>
             </w:r>
           </w:p>
         </w:tc>
@@ -3205,8 +3350,8 @@
         <w:t xml:space="preserve">It could look better than it really is for anyone who already copies and pastes from old entries, and worse for anyone who looks up wording or fixes a lot of typos. I plan to spend one shift counting exactly how many times each thing is done, which will give better numbers than these.</w:t>
       </w:r>
     </w:p>
-    <w:bookmarkEnd w:id="72"/>
-    <w:bookmarkStart w:id="76" w:name="tracking-it-for-real"/>
+    <w:bookmarkEnd w:id="73"/>
+    <w:bookmarkStart w:id="77" w:name="tracking-it-for-real"/>
     <w:p>
       <w:pPr>
         <w:pStyle w:val="Heading3"/>
@@ -3232,18 +3377,18 @@
           <wp:inline>
             <wp:extent cx="3840480" cy="696795"/>
             <wp:effectExtent b="0" l="0" r="0" t="0"/>
-            <wp:docPr descr="" title="" id="74" name="Picture"/>
+            <wp:docPr descr="" title="" id="75" name="Picture"/>
             <a:graphic>
               <a:graphicData uri="http://schemas.openxmlformats.org/drawingml/2006/picture">
                 <pic:pic>
                   <pic:nvPicPr>
-                    <pic:cNvPr descr="media/image16.png" id="75" name="Picture"/>
+                    <pic:cNvPr descr="media/image16.png" id="76" name="Picture"/>
                     <pic:cNvPicPr>
                       <a:picLocks noChangeArrowheads="1" noChangeAspect="1"/>
                     </pic:cNvPicPr>
                   </pic:nvPicPr>
                   <pic:blipFill>
-                    <a:blip r:embed="rId73"/>
+                    <a:blip r:embed="rId74"/>
                     <a:stretch>
                       <a:fillRect/>
                     </a:stretch>
@@ -3282,9 +3427,9 @@
         <w:t xml:space="preserve">The time saved so far this shift, shown at the top of the shift journal. Tray menu &gt; Time saved has the full breakdown.</w:t>
       </w:r>
     </w:p>
-    <w:bookmarkEnd w:id="76"/>
     <w:bookmarkEnd w:id="77"/>
-    <w:bookmarkStart w:id="81" w:name="security-and-saved-information"/>
+    <w:bookmarkEnd w:id="78"/>
+    <w:bookmarkStart w:id="82" w:name="security-and-saved-information"/>
     <w:p>
       <w:pPr>
         <w:pStyle w:val="Heading2"/>
@@ -3576,7 +3721,7 @@
               <w:jc w:val="left"/>
             </w:pPr>
             <w:r>
-              <w:t xml:space="preserve">Alert Grid click spots</w:t>
+              <w:t xml:space="preserve">Alert Grid and iTrak click spots</w:t>
             </w:r>
           </w:p>
         </w:tc>
@@ -3613,6 +3758,106 @@
             </w:pPr>
             <w:r>
               <w:t xml:space="preserve">Screen positions only. Until the PC is taught again</w:t>
+            </w:r>
+          </w:p>
+        </w:tc>
+      </w:tr>
+      <w:tr>
+        <w:tc>
+          <w:tcPr/>
+          <w:p>
+            <w:pPr>
+              <w:pStyle w:val="Compact"/>
+              <w:jc w:val="left"/>
+            </w:pPr>
+            <w:r>
+              <w:t xml:space="preserve">Daily backups of templates, settings and click spots</w:t>
+            </w:r>
+          </w:p>
+        </w:tc>
+        <w:tc>
+          <w:tcPr/>
+          <w:p>
+            <w:pPr>
+              <w:pStyle w:val="Compact"/>
+              <w:jc w:val="left"/>
+            </w:pPr>
+            <w:r>
+              <w:t xml:space="preserve">That PC only (the user’s AppData)</w:t>
+            </w:r>
+          </w:p>
+        </w:tc>
+        <w:tc>
+          <w:tcPr/>
+          <w:p>
+            <w:pPr>
+              <w:pStyle w:val="Compact"/>
+              <w:jc w:val="left"/>
+            </w:pPr>
+            <w:r>
+              <w:t xml:space="preserve">That Windows user</w:t>
+            </w:r>
+          </w:p>
+        </w:tc>
+        <w:tc>
+          <w:tcPr/>
+          <w:p>
+            <w:pPr>
+              <w:pStyle w:val="Compact"/>
+              <w:jc w:val="left"/>
+            </w:pPr>
+            <w:r>
+              <w:t xml:space="preserve">Never passwords. The last 14 days</w:t>
+            </w:r>
+          </w:p>
+        </w:tc>
+      </w:tr>
+      <w:tr>
+        <w:tc>
+          <w:tcPr/>
+          <w:p>
+            <w:pPr>
+              <w:pStyle w:val="Compact"/>
+              <w:jc w:val="left"/>
+            </w:pPr>
+            <w:r>
+              <w:t xml:space="preserve">Break time used this shift</w:t>
+            </w:r>
+          </w:p>
+        </w:tc>
+        <w:tc>
+          <w:tcPr/>
+          <w:p>
+            <w:pPr>
+              <w:pStyle w:val="Compact"/>
+              <w:jc w:val="left"/>
+            </w:pPr>
+            <w:r>
+              <w:t xml:space="preserve">That PC only</w:t>
+            </w:r>
+          </w:p>
+        </w:tc>
+        <w:tc>
+          <w:tcPr/>
+          <w:p>
+            <w:pPr>
+              <w:pStyle w:val="Compact"/>
+              <w:jc w:val="left"/>
+            </w:pPr>
+            <w:r>
+              <w:t xml:space="preserve">That Windows user</w:t>
+            </w:r>
+          </w:p>
+        </w:tc>
+        <w:tc>
+          <w:tcPr/>
+          <w:p>
+            <w:pPr>
+              <w:pStyle w:val="Compact"/>
+              <w:jc w:val="left"/>
+            </w:pPr>
+            <w:r>
+              <w:t xml:space="preserve">Minutes only. Starts over each shift</w:t>
             </w:r>
           </w:p>
         </w:tc>
@@ -4051,22 +4296,7 @@
         <w:pStyle w:val="Compact"/>
       </w:pPr>
       <w:r>
-        <w:t xml:space="preserve">It only looks at the clipboard when a form opens with a box that takes a copy, and for</w:t>
-      </w:r>
-      <w:r>
-        <w:t xml:space="preserve"> </w:t>
-      </w:r>
-      <w:r>
-        <w:rPr>
-          <w:rStyle w:val="VerbatimChar"/>
-        </w:rPr>
-        <w:t xml:space="preserve">;face</w:t>
-      </w:r>
-      <w:r>
-        <w:t xml:space="preserve"> </w:t>
-      </w:r>
-      <w:r>
-        <w:t xml:space="preserve">it notices copies made in Edge. Nothing it sees there is saved to a file.</w:t>
+        <w:t xml:space="preserve">In iTrak it only clicks New daily log, the Location, Topic, Reference and Synopsis boxes and End Time’s Now button, and types or pastes the entry into them. It never clicks Save.</w:t>
       </w:r>
     </w:p>
     <w:p>
@@ -4078,7 +4308,22 @@
         <w:pStyle w:val="Compact"/>
       </w:pPr>
       <w:r>
-        <w:t xml:space="preserve">It doesn’t change iTrak or any other system. It types or clicks what the operator would have, and the operator still saves the entry.</w:t>
+        <w:t xml:space="preserve">It only looks at the clipboard when a form opens with a box that takes a copy, and for</w:t>
+      </w:r>
+      <w:r>
+        <w:t xml:space="preserve"> </w:t>
+      </w:r>
+      <w:r>
+        <w:rPr>
+          <w:rStyle w:val="VerbatimChar"/>
+        </w:rPr>
+        <w:t xml:space="preserve">;face</w:t>
+      </w:r>
+      <w:r>
+        <w:t xml:space="preserve"> </w:t>
+      </w:r>
+      <w:r>
+        <w:t xml:space="preserve">it notices copies made in Edge. Nothing it sees there is saved to a file.</w:t>
       </w:r>
     </w:p>
     <w:p>
@@ -4090,6 +4335,18 @@
         <w:pStyle w:val="Compact"/>
       </w:pPr>
       <w:r>
+        <w:t xml:space="preserve">It doesn’t change iTrak or any other system. It types or clicks what the operator would have, and the operator still saves the entry.</w:t>
+      </w:r>
+    </w:p>
+    <w:p>
+      <w:pPr>
+        <w:numPr>
+          <w:ilvl w:val="0"/>
+          <w:numId w:val="1007"/>
+        </w:numPr>
+        <w:pStyle w:val="Compact"/>
+      </w:pPr>
+      <w:r>
         <w:t xml:space="preserve">The copy it makes for sharing never includes anyone’s settings, passwords, journal or notes.</w:t>
       </w:r>
     </w:p>
@@ -4146,18 +4403,18 @@
           <wp:inline>
             <wp:extent cx="4937760" cy="3275421"/>
             <wp:effectExtent b="0" l="0" r="0" t="0"/>
-            <wp:docPr descr="" title="" id="79" name="Picture"/>
+            <wp:docPr descr="" title="" id="80" name="Picture"/>
             <a:graphic>
               <a:graphicData uri="http://schemas.openxmlformats.org/drawingml/2006/picture">
                 <pic:pic>
                   <pic:nvPicPr>
-                    <pic:cNvPr descr="media/image14.png" id="80" name="Picture"/>
+                    <pic:cNvPr descr="media/image14.png" id="81" name="Picture"/>
                     <pic:cNvPicPr>
                       <a:picLocks noChangeArrowheads="1" noChangeAspect="1"/>
                     </pic:cNvPicPr>
                   </pic:nvPicPr>
                   <pic:blipFill>
-                    <a:blip r:embed="rId78"/>
+                    <a:blip r:embed="rId79"/>
                     <a:stretch>
                       <a:fillRect/>
                     </a:stretch>
@@ -4196,8 +4453,8 @@
         <w:t xml:space="preserve">Security and status for the PC I’m on. I covered my username and PC name.</w:t>
       </w:r>
     </w:p>
-    <w:bookmarkEnd w:id="81"/>
-    <w:bookmarkStart w:id="82" w:name="setup-and-what-it-would-need-to-look-at"/>
+    <w:bookmarkEnd w:id="82"/>
+    <w:bookmarkStart w:id="83" w:name="setup-and-what-it-would-need-to-look-at"/>
     <w:p>
       <w:pPr>
         <w:pStyle w:val="Heading2"/>
@@ -4387,7 +4644,7 @@
               <w:jc w:val="left"/>
             </w:pPr>
             <w:r>
-              <w:t xml:space="preserve">The websites that open at the start of shift</w:t>
+              <w:t xml:space="preserve">Opens the iTrak facial recognition and Citrix pages in Edge, for double-clicking. The start of shift opens them itself</w:t>
             </w:r>
           </w:p>
         </w:tc>
@@ -4472,7 +4729,7 @@
         <w:pStyle w:val="Compact"/>
       </w:pPr>
       <w:r>
-        <w:t xml:space="preserve">Signing back into SDS by itself about an hour after the operator’s own SDS login, only when SDS is on its login screen</w:t>
+        <w:t xml:space="preserve">The tool opening a new iTrak daily log and filling in its boxes, which the operator then reads over and saves</w:t>
       </w:r>
     </w:p>
     <w:p>
@@ -4484,7 +4741,7 @@
         <w:pStyle w:val="Compact"/>
       </w:pPr>
       <w:r>
-        <w:t xml:space="preserve">The shift journal keeping a copy of log text for 30 days</w:t>
+        <w:t xml:space="preserve">Signing back into SDS by itself about an hour after the operator’s own SDS login, only when SDS is on its login screen</w:t>
       </w:r>
     </w:p>
     <w:p>
@@ -4496,11 +4753,23 @@
         <w:pStyle w:val="Compact"/>
       </w:pPr>
       <w:r>
+        <w:t xml:space="preserve">The shift journal keeping a copy of log text for 30 days</w:t>
+      </w:r>
+    </w:p>
+    <w:p>
+      <w:pPr>
+        <w:numPr>
+          <w:ilvl w:val="0"/>
+          <w:numId w:val="1009"/>
+        </w:numPr>
+        <w:pStyle w:val="Compact"/>
+      </w:pPr>
+      <w:r>
         <w:t xml:space="preserve">Who gets edit access to the SharePoint template folder. A new Watchlog.exe put there updates every PC that says yes, so I’d keep it to the supervisors and me</w:t>
       </w:r>
     </w:p>
-    <w:bookmarkEnd w:id="82"/>
-    <w:bookmarkStart w:id="83" w:name="next-steps"/>
+    <w:bookmarkEnd w:id="83"/>
+    <w:bookmarkStart w:id="84" w:name="next-steps"/>
     <w:p>
       <w:pPr>
         <w:pStyle w:val="Heading2"/>
@@ -4514,7 +4783,7 @@
         <w:pStyle w:val="FirstParagraph"/>
       </w:pPr>
       <w:r>
-        <w:t xml:space="preserve">Version 3.29.0 is built and I’ve been using it on my own shifts. If it’s approved, this is how I’d see it going:</w:t>
+        <w:t xml:space="preserve">Version 3.29.1 is built and I’ve been using it on my own shifts. If it’s approved, this is how I’d see it going:</w:t>
       </w:r>
     </w:p>
     <w:p>
@@ -4585,8 +4854,8 @@
         <w:t xml:space="preserve">I’m happy to show it working to anyone who’d like to see it.</w:t>
       </w:r>
     </w:p>
-    <w:bookmarkEnd w:id="83"/>
     <w:bookmarkEnd w:id="84"/>
+    <w:bookmarkEnd w:id="85"/>
     <w:sectPr/>
   </w:body>
 </w:document>

--- a/docs/Watchlog - Overview (with screenshots).docx
+++ b/docs/Watchlog - Overview (with screenshots).docx
@@ -363,7 +363,7 @@
         <w:pStyle w:val="FirstParagraph"/>
       </w:pPr>
       <w:r>
-        <w:t xml:space="preserve">It’s a small Windows program. It’s written in AutoHotkey, a free automation tool that has been around for years, and comes as a single Watchlog.exe with everything built in, so nothing else needs installing. It sits by the clock as a small teal icon and starts with Windows. I’ve been building and testing it myself since October 13. Version 3.0 was the first one set up for the team, and it’s on 3.29.1 now.</w:t>
+        <w:t xml:space="preserve">It’s a small Windows program. It’s written in AutoHotkey, a free automation tool that has been around for years, and comes as a single Watchlog.exe with everything built in, so nothing else needs installing. It sits by the clock as a small teal icon and starts with Windows. I’ve been building and testing it myself since October 13. Version 3.0 was the first one set up for the team, and it’s on 3.29.2 now.</w:t>
       </w:r>
     </w:p>
     <w:p>
@@ -4783,7 +4783,7 @@
         <w:pStyle w:val="FirstParagraph"/>
       </w:pPr>
       <w:r>
-        <w:t xml:space="preserve">Version 3.29.1 is built and I’ve been using it on my own shifts. If it’s approved, this is how I’d see it going:</w:t>
+        <w:t xml:space="preserve">Version 3.29.2 is built and I’ve been using it on my own shifts. If it’s approved, this is how I’d see it going:</w:t>
       </w:r>
     </w:p>
     <w:p>

--- a/docs/Watchlog - Overview (with screenshots).docx
+++ b/docs/Watchlog - Overview (with screenshots).docx
@@ -363,7 +363,7 @@
         <w:pStyle w:val="FirstParagraph"/>
       </w:pPr>
       <w:r>
-        <w:t xml:space="preserve">It’s a small Windows program. It’s written in AutoHotkey, a free automation tool that has been around for years, and comes as a single Watchlog.exe with everything built in, so nothing else needs installing. It sits by the clock as a small teal icon and starts with Windows. I’ve been building and testing it myself since October 13. Version 3.0 was the first one set up for the team, and it’s on 3.29.2 now.</w:t>
+        <w:t xml:space="preserve">It’s a small Windows program. It’s written in AutoHotkey, a free automation tool that has been around for years, and comes as a single Watchlog.exe with everything built in, so nothing else needs installing. It sits by the clock as a small teal icon and starts with Windows. I’ve been building and testing it myself since October 13. Version 3.0 was the first one set up for the team, and it’s on 3.30.0 now.</w:t>
       </w:r>
     </w:p>
     <w:p>
@@ -1733,6 +1733,14 @@
         <w:pStyle w:val="BodyText"/>
       </w:pPr>
       <w:r>
+        <w:t xml:space="preserve">It also attaches the people. After the log is filled, it opens Info From, picks Personnel and searches the department for each person that log needs: the cage and a security officer for a fill, the dealer for a table opening, OPS, slots and the cage for a jackpot. I just click the right name and Select.</w:t>
+      </w:r>
+    </w:p>
+    <w:p>
+      <w:pPr>
+        <w:pStyle w:val="BodyText"/>
+      </w:pPr>
+      <w:r>
         <w:t xml:space="preserve">Each PC is taught once where the New daily log button and the boxes are, the same way as Alert Grid. Watchlog never clicks Save. I still read the entry over and save it myself.</w:t>
       </w:r>
     </w:p>
@@ -4296,7 +4304,7 @@
         <w:pStyle w:val="Compact"/>
       </w:pPr>
       <w:r>
-        <w:t xml:space="preserve">In iTrak it only clicks New daily log, the Location, Topic, Reference and Synopsis boxes and End Time’s Now button, and types or pastes the entry into them. It never clicks Save.</w:t>
+        <w:t xml:space="preserve">In iTrak it only clicks New daily log, the Location, Topic, Reference and Synopsis boxes, End Time’s Now button and the Info From search, and types or pastes the entry and the department name into them. The operator picks the person. It never clicks Save.</w:t>
       </w:r>
     </w:p>
     <w:p>
@@ -4783,7 +4791,7 @@
         <w:pStyle w:val="FirstParagraph"/>
       </w:pPr>
       <w:r>
-        <w:t xml:space="preserve">Version 3.29.2 is built and I’ve been using it on my own shifts. If it’s approved, this is how I’d see it going:</w:t>
+        <w:t xml:space="preserve">Version 3.30.0 is built and I’ve been using it on my own shifts. If it’s approved, this is how I’d see it going:</w:t>
       </w:r>
     </w:p>
     <w:p>
